--- a/docs/hub/estate/Planning and Insight/Reports/1050-51/1051-01-20_How-To-Read-Our-Reports_v03.docx
+++ b/docs/hub/estate/Planning and Insight/Reports/1050-51/1051-01-20_How-To-Read-Our-Reports_v03.docx
@@ -83,7 +83,7 @@
     <w:p>
       <w:r>
         <w:rPr/>
-        <w:t>Only three-year programmes produce honours classifications and NSS finalists. A department made up of two-year programmes has no awarding gap and no NSS score, and an action plan written for it on the basis of Faculty figures is responding to other people's students.</w:t>
+        <w:t>Only graduates have an honours classification and only finalists answer the NSS. A Year 1 student's experience appears in neither; for that, use the enrolment survey. And a Faculty figure is an average of departments: an action plan written for one department on the basis of the Faculty figure may be responding to other people's students.</w:t>
       </w:r>
     </w:p>
     <w:p>
